--- a/ЭС.docx
+++ b/ЭС.docx
@@ -5,6 +5,17 @@
     <w:p>
       <w:pPr>
         <w:pStyle w:val="Normal"/>
+        <w:bidi w:val="0"/>
+        <w:jc w:val="left"/>
+        <w:rPr/>
+      </w:pPr>
+      <w:r>
+        <w:rPr/>
+      </w:r>
+    </w:p>
+    <w:p>
+      <w:pPr>
+        <w:pStyle w:val="Normal"/>
         <w:numPr>
           <w:ilvl w:val="0"/>
           <w:numId w:val="1"/>
@@ -23,6 +34,89 @@
         <w:pStyle w:val="Normal"/>
         <w:numPr>
           <w:ilvl w:val="0"/>
+          <w:numId w:val="0"/>
+        </w:numPr>
+        <w:bidi w:val="0"/>
+        <w:ind w:left="720" w:hanging="0"/>
+        <w:jc w:val="left"/>
+        <w:rPr/>
+      </w:pPr>
+      <w:r>
+        <w:rPr/>
+        <w:t>цветы/плоды/не важно</w:t>
+      </w:r>
+    </w:p>
+    <w:p>
+      <w:pPr>
+        <w:pStyle w:val="Normal"/>
+        <w:numPr>
+          <w:ilvl w:val="0"/>
+          <w:numId w:val="0"/>
+        </w:numPr>
+        <w:bidi w:val="0"/>
+        <w:ind w:left="720" w:hanging="0"/>
+        <w:jc w:val="left"/>
+        <w:rPr/>
+      </w:pPr>
+      <w:r>
+        <w:rPr/>
+      </w:r>
+    </w:p>
+    <w:p>
+      <w:pPr>
+        <w:pStyle w:val="Normal"/>
+        <w:numPr>
+          <w:ilvl w:val="0"/>
+          <w:numId w:val="0"/>
+        </w:numPr>
+        <w:bidi w:val="0"/>
+        <w:ind w:left="720" w:hanging="0"/>
+        <w:jc w:val="left"/>
+        <w:rPr/>
+      </w:pPr>
+      <w:r>
+        <w:rPr/>
+        <w:t>цветы: глициния,</w:t>
+      </w:r>
+    </w:p>
+    <w:p>
+      <w:pPr>
+        <w:pStyle w:val="Normal"/>
+        <w:numPr>
+          <w:ilvl w:val="0"/>
+          <w:numId w:val="0"/>
+        </w:numPr>
+        <w:bidi w:val="0"/>
+        <w:ind w:left="720" w:hanging="0"/>
+        <w:jc w:val="left"/>
+        <w:rPr/>
+      </w:pPr>
+      <w:r>
+        <w:rPr/>
+        <w:t xml:space="preserve">плоды: жимолость, </w:t>
+      </w:r>
+    </w:p>
+    <w:p>
+      <w:pPr>
+        <w:pStyle w:val="Normal"/>
+        <w:numPr>
+          <w:ilvl w:val="0"/>
+          <w:numId w:val="0"/>
+        </w:numPr>
+        <w:bidi w:val="0"/>
+        <w:ind w:left="720" w:hanging="0"/>
+        <w:jc w:val="left"/>
+        <w:rPr/>
+      </w:pPr>
+      <w:r>
+        <w:rPr/>
+      </w:r>
+    </w:p>
+    <w:p>
+      <w:pPr>
+        <w:pStyle w:val="Normal"/>
+        <w:numPr>
+          <w:ilvl w:val="0"/>
           <w:numId w:val="1"/>
         </w:numPr>
         <w:bidi w:val="0"/>
@@ -39,6 +133,56 @@
         <w:pStyle w:val="Normal"/>
         <w:numPr>
           <w:ilvl w:val="0"/>
+          <w:numId w:val="0"/>
+        </w:numPr>
+        <w:bidi w:val="0"/>
+        <w:ind w:left="720" w:hanging="0"/>
+        <w:jc w:val="left"/>
+        <w:rPr/>
+      </w:pPr>
+      <w:r>
+        <w:rPr/>
+        <w:t>3-10м/1-3м</w:t>
+      </w:r>
+    </w:p>
+    <w:p>
+      <w:pPr>
+        <w:pStyle w:val="Normal"/>
+        <w:numPr>
+          <w:ilvl w:val="0"/>
+          <w:numId w:val="0"/>
+        </w:numPr>
+        <w:bidi w:val="0"/>
+        <w:ind w:left="720" w:hanging="0"/>
+        <w:jc w:val="left"/>
+        <w:rPr/>
+      </w:pPr>
+      <w:r>
+        <w:rPr/>
+        <w:t>глициния/жимолость</w:t>
+      </w:r>
+    </w:p>
+    <w:p>
+      <w:pPr>
+        <w:pStyle w:val="Normal"/>
+        <w:numPr>
+          <w:ilvl w:val="0"/>
+          <w:numId w:val="0"/>
+        </w:numPr>
+        <w:bidi w:val="0"/>
+        <w:ind w:left="720" w:hanging="0"/>
+        <w:jc w:val="left"/>
+        <w:rPr/>
+      </w:pPr>
+      <w:r>
+        <w:rPr/>
+      </w:r>
+    </w:p>
+    <w:p>
+      <w:pPr>
+        <w:pStyle w:val="Normal"/>
+        <w:numPr>
+          <w:ilvl w:val="0"/>
           <w:numId w:val="1"/>
         </w:numPr>
         <w:bidi w:val="0"/>
@@ -55,6 +199,51 @@
         <w:pStyle w:val="Normal"/>
         <w:numPr>
           <w:ilvl w:val="0"/>
+          <w:numId w:val="0"/>
+        </w:numPr>
+        <w:bidi w:val="0"/>
+        <w:ind w:left="720" w:hanging="0"/>
+        <w:jc w:val="left"/>
+        <w:rPr/>
+      </w:pPr>
+      <w:r>
+        <w:rPr/>
+        <w:t>да/нет</w:t>
+      </w:r>
+    </w:p>
+    <w:p>
+      <w:pPr>
+        <w:pStyle w:val="Normal"/>
+        <w:bidi w:val="0"/>
+        <w:jc w:val="left"/>
+        <w:rPr/>
+      </w:pPr>
+      <w:r>
+        <w:rPr/>
+        <w:t>да: жимолость</w:t>
+      </w:r>
+    </w:p>
+    <w:p>
+      <w:pPr>
+        <w:pStyle w:val="Normal"/>
+        <w:numPr>
+          <w:ilvl w:val="0"/>
+          <w:numId w:val="0"/>
+        </w:numPr>
+        <w:bidi w:val="0"/>
+        <w:ind w:left="720" w:hanging="0"/>
+        <w:jc w:val="left"/>
+        <w:rPr/>
+      </w:pPr>
+      <w:r>
+        <w:rPr/>
+      </w:r>
+    </w:p>
+    <w:p>
+      <w:pPr>
+        <w:pStyle w:val="Normal"/>
+        <w:numPr>
+          <w:ilvl w:val="0"/>
           <w:numId w:val="1"/>
         </w:numPr>
         <w:bidi w:val="0"/>
@@ -69,6 +258,28 @@
     <w:p>
       <w:pPr>
         <w:pStyle w:val="Normal"/>
+        <w:bidi w:val="0"/>
+        <w:jc w:val="left"/>
+        <w:rPr/>
+      </w:pPr>
+      <w:r>
+        <w:rPr/>
+      </w:r>
+    </w:p>
+    <w:p>
+      <w:pPr>
+        <w:pStyle w:val="Normal"/>
+        <w:bidi w:val="0"/>
+        <w:jc w:val="left"/>
+        <w:rPr/>
+      </w:pPr>
+      <w:r>
+        <w:rPr/>
+      </w:r>
+    </w:p>
+    <w:p>
+      <w:pPr>
+        <w:pStyle w:val="Normal"/>
         <w:numPr>
           <w:ilvl w:val="0"/>
           <w:numId w:val="1"/>
@@ -79,12 +290,155 @@
       </w:pPr>
       <w:r>
         <w:rPr/>
+        <w:t xml:space="preserve">Вы предпочитаете ширину разрастания растения </w:t>
+      </w:r>
+      <w:r>
+        <w:rPr/>
+        <w:t>более 3</w:t>
+      </w:r>
+      <w:r>
+        <w:rPr/>
+        <w:t xml:space="preserve"> метров?</w:t>
+      </w:r>
+    </w:p>
+    <w:p>
+      <w:pPr>
+        <w:pStyle w:val="Normal"/>
+        <w:numPr>
+          <w:ilvl w:val="0"/>
+          <w:numId w:val="0"/>
+        </w:numPr>
+        <w:bidi w:val="0"/>
+        <w:ind w:left="720" w:hanging="0"/>
+        <w:jc w:val="left"/>
+        <w:rPr/>
+      </w:pPr>
+      <w:r>
+        <w:rPr/>
+        <w:t>да/нет</w:t>
+      </w:r>
+    </w:p>
+    <w:p>
+      <w:pPr>
+        <w:pStyle w:val="Normal"/>
+        <w:numPr>
+          <w:ilvl w:val="0"/>
+          <w:numId w:val="0"/>
+        </w:numPr>
+        <w:bidi w:val="0"/>
+        <w:ind w:left="720" w:hanging="0"/>
+        <w:jc w:val="left"/>
+        <w:rPr/>
+      </w:pPr>
+      <w:r>
+        <w:rPr/>
+        <w:t>да: глициния</w:t>
+      </w:r>
+    </w:p>
+    <w:p>
+      <w:pPr>
+        <w:pStyle w:val="Normal"/>
+        <w:numPr>
+          <w:ilvl w:val="0"/>
+          <w:numId w:val="0"/>
+        </w:numPr>
+        <w:bidi w:val="0"/>
+        <w:ind w:left="720" w:hanging="0"/>
+        <w:jc w:val="left"/>
+        <w:rPr/>
+      </w:pPr>
+      <w:r>
+        <w:rPr/>
+      </w:r>
+    </w:p>
+    <w:p>
+      <w:pPr>
+        <w:pStyle w:val="Normal"/>
+        <w:numPr>
+          <w:ilvl w:val="0"/>
+          <w:numId w:val="1"/>
+        </w:numPr>
+        <w:bidi w:val="0"/>
+        <w:jc w:val="left"/>
+        <w:rPr/>
+      </w:pPr>
+      <w:r>
+        <w:rPr/>
         <w:t>В какое время года Вам больше всего нравится находится в саду?</w:t>
       </w:r>
     </w:p>
     <w:p>
       <w:pPr>
         <w:pStyle w:val="Normal"/>
+        <w:bidi w:val="0"/>
+        <w:jc w:val="left"/>
+        <w:rPr/>
+      </w:pPr>
+      <w:r>
+        <w:rPr/>
+        <w:t>весна/лето/осень</w:t>
+      </w:r>
+    </w:p>
+    <w:p>
+      <w:pPr>
+        <w:pStyle w:val="Normal"/>
+        <w:bidi w:val="0"/>
+        <w:jc w:val="left"/>
+        <w:rPr/>
+      </w:pPr>
+      <w:r>
+        <w:rPr/>
+      </w:r>
+    </w:p>
+    <w:p>
+      <w:pPr>
+        <w:pStyle w:val="Normal"/>
+        <w:bidi w:val="0"/>
+        <w:jc w:val="left"/>
+        <w:rPr/>
+      </w:pPr>
+      <w:r>
+        <w:rPr/>
+        <w:t xml:space="preserve">весна/лето: глициния, </w:t>
+      </w:r>
+    </w:p>
+    <w:p>
+      <w:pPr>
+        <w:pStyle w:val="Normal"/>
+        <w:bidi w:val="0"/>
+        <w:jc w:val="left"/>
+        <w:rPr/>
+      </w:pPr>
+      <w:r>
+        <w:rPr/>
+        <w:t>весна/лето: жимолость</w:t>
+      </w:r>
+    </w:p>
+    <w:p>
+      <w:pPr>
+        <w:pStyle w:val="Normal"/>
+        <w:bidi w:val="0"/>
+        <w:jc w:val="left"/>
+        <w:rPr/>
+      </w:pPr>
+      <w:r>
+        <w:rPr/>
+      </w:r>
+    </w:p>
+    <w:p>
+      <w:pPr>
+        <w:pStyle w:val="Normal"/>
+        <w:bidi w:val="0"/>
+        <w:jc w:val="left"/>
+        <w:rPr/>
+      </w:pPr>
+      <w:r>
+        <w:rPr/>
+      </w:r>
+    </w:p>
+    <w:p>
+      <w:pPr>
+        <w:pStyle w:val="Normal"/>
         <w:numPr>
           <w:ilvl w:val="0"/>
           <w:numId w:val="1"/>
@@ -112,6 +466,104 @@
     <w:p>
       <w:pPr>
         <w:pStyle w:val="Normal"/>
+        <w:bidi w:val="0"/>
+        <w:jc w:val="left"/>
+        <w:rPr>
+          <w:rFonts w:ascii="Times New Roman" w:hAnsi="Times New Roman"/>
+        </w:rPr>
+      </w:pPr>
+      <w:r>
+        <w:rPr/>
+      </w:r>
+    </w:p>
+    <w:p>
+      <w:pPr>
+        <w:pStyle w:val="Normal"/>
+        <w:bidi w:val="0"/>
+        <w:jc w:val="left"/>
+        <w:rPr>
+          <w:rFonts w:ascii="Times New Roman" w:hAnsi="Times New Roman"/>
+        </w:rPr>
+      </w:pPr>
+      <w:r>
+        <w:rPr>
+          <w:rFonts w:ascii="Times New Roman" w:hAnsi="Times New Roman"/>
+          <w:b w:val="false"/>
+          <w:i w:val="false"/>
+          <w:caps w:val="false"/>
+          <w:smallCaps w:val="false"/>
+          <w:color w:val="000000"/>
+          <w:spacing w:val="0"/>
+          <w:sz w:val="24"/>
+        </w:rPr>
+        <w:t xml:space="preserve">мел/глина/суглинок/песок: глициния, </w:t>
+      </w:r>
+    </w:p>
+    <w:p>
+      <w:pPr>
+        <w:pStyle w:val="Normal"/>
+        <w:bidi w:val="0"/>
+        <w:jc w:val="left"/>
+        <w:rPr>
+          <w:rFonts w:ascii="Times New Roman" w:hAnsi="Times New Roman"/>
+        </w:rPr>
+      </w:pPr>
+      <w:r>
+        <w:rPr>
+          <w:rFonts w:ascii="Times New Roman" w:hAnsi="Times New Roman"/>
+          <w:b w:val="false"/>
+          <w:i w:val="false"/>
+          <w:caps w:val="false"/>
+          <w:smallCaps w:val="false"/>
+          <w:color w:val="000000"/>
+          <w:spacing w:val="0"/>
+          <w:sz w:val="24"/>
+        </w:rPr>
+        <w:t>суглинок: жимолость,</w:t>
+      </w:r>
+    </w:p>
+    <w:p>
+      <w:pPr>
+        <w:pStyle w:val="Normal"/>
+        <w:bidi w:val="0"/>
+        <w:jc w:val="left"/>
+        <w:rPr>
+          <w:rFonts w:ascii="Times New Roman" w:hAnsi="Times New Roman"/>
+        </w:rPr>
+      </w:pPr>
+      <w:r>
+        <w:rPr/>
+      </w:r>
+    </w:p>
+    <w:p>
+      <w:pPr>
+        <w:pStyle w:val="Normal"/>
+        <w:bidi w:val="0"/>
+        <w:jc w:val="left"/>
+        <w:rPr>
+          <w:rFonts w:ascii="Times New Roman" w:hAnsi="Times New Roman"/>
+        </w:rPr>
+      </w:pPr>
+      <w:r>
+        <w:rPr/>
+      </w:r>
+    </w:p>
+    <w:p>
+      <w:pPr>
+        <w:pStyle w:val="Normal"/>
+        <w:bidi w:val="0"/>
+        <w:jc w:val="left"/>
+        <w:rPr>
+          <w:rFonts w:ascii="Times New Roman" w:hAnsi="Times New Roman"/>
+        </w:rPr>
+      </w:pPr>
+      <w:r>
+        <w:rPr/>
+      </w:r>
+    </w:p>
+    <w:p>
+      <w:pPr>
+        <w:pStyle w:val="Normal"/>
         <w:numPr>
           <w:ilvl w:val="0"/>
           <w:numId w:val="1"/>
@@ -141,6 +593,70 @@
         <w:pStyle w:val="Normal"/>
         <w:numPr>
           <w:ilvl w:val="0"/>
+          <w:numId w:val="0"/>
+        </w:numPr>
+        <w:bidi w:val="0"/>
+        <w:ind w:left="720" w:hanging="0"/>
+        <w:jc w:val="left"/>
+        <w:rPr>
+          <w:rFonts w:ascii="Times New Roman" w:hAnsi="Times New Roman"/>
+        </w:rPr>
+      </w:pPr>
+      <w:r>
+        <w:rPr>
+          <w:rFonts w:ascii="Times New Roman" w:hAnsi="Times New Roman"/>
+          <w:b w:val="false"/>
+          <w:i w:val="false"/>
+          <w:caps w:val="false"/>
+          <w:smallCaps w:val="false"/>
+          <w:color w:val="000000"/>
+          <w:spacing w:val="0"/>
+          <w:sz w:val="24"/>
+        </w:rPr>
+        <w:t>да/нет</w:t>
+      </w:r>
+    </w:p>
+    <w:p>
+      <w:pPr>
+        <w:pStyle w:val="Normal"/>
+        <w:bidi w:val="0"/>
+        <w:jc w:val="left"/>
+        <w:rPr>
+          <w:rFonts w:ascii="Times New Roman" w:hAnsi="Times New Roman"/>
+        </w:rPr>
+      </w:pPr>
+      <w:r>
+        <w:rPr/>
+      </w:r>
+    </w:p>
+    <w:p>
+      <w:pPr>
+        <w:pStyle w:val="Normal"/>
+        <w:bidi w:val="0"/>
+        <w:jc w:val="left"/>
+        <w:rPr>
+          <w:rFonts w:ascii="Times New Roman" w:hAnsi="Times New Roman"/>
+        </w:rPr>
+      </w:pPr>
+      <w:r>
+        <w:rPr>
+          <w:rFonts w:ascii="Times New Roman" w:hAnsi="Times New Roman"/>
+          <w:b w:val="false"/>
+          <w:i w:val="false"/>
+          <w:caps w:val="false"/>
+          <w:smallCaps w:val="false"/>
+          <w:color w:val="000000"/>
+          <w:spacing w:val="0"/>
+          <w:sz w:val="24"/>
+        </w:rPr>
+        <w:t>да: глициния, жимолость</w:t>
+      </w:r>
+    </w:p>
+    <w:p>
+      <w:pPr>
+        <w:pStyle w:val="Normal"/>
+        <w:numPr>
+          <w:ilvl w:val="0"/>
           <w:numId w:val="1"/>
         </w:numPr>
         <w:bidi w:val="0"/>
@@ -161,6 +677,83 @@
           <w:sz w:val="24"/>
         </w:rPr>
         <w:t>Сможете ли Вы обеспечить растение положением с частичным солнцем?</w:t>
+      </w:r>
+    </w:p>
+    <w:p>
+      <w:pPr>
+        <w:pStyle w:val="Normal"/>
+        <w:numPr>
+          <w:ilvl w:val="0"/>
+          <w:numId w:val="0"/>
+        </w:numPr>
+        <w:bidi w:val="0"/>
+        <w:ind w:left="720" w:hanging="0"/>
+        <w:jc w:val="left"/>
+        <w:rPr>
+          <w:rFonts w:ascii="Times New Roman" w:hAnsi="Times New Roman"/>
+        </w:rPr>
+      </w:pPr>
+      <w:r>
+        <w:rPr>
+          <w:rFonts w:ascii="Times New Roman" w:hAnsi="Times New Roman"/>
+          <w:b w:val="false"/>
+          <w:i w:val="false"/>
+          <w:caps w:val="false"/>
+          <w:smallCaps w:val="false"/>
+          <w:color w:val="000000"/>
+          <w:spacing w:val="0"/>
+          <w:sz w:val="24"/>
+        </w:rPr>
+        <w:t>да/нет</w:t>
+      </w:r>
+    </w:p>
+    <w:p>
+      <w:pPr>
+        <w:pStyle w:val="Normal"/>
+        <w:bidi w:val="0"/>
+        <w:jc w:val="left"/>
+        <w:rPr>
+          <w:rFonts w:ascii="Times New Roman" w:hAnsi="Times New Roman"/>
+        </w:rPr>
+      </w:pPr>
+      <w:r>
+        <w:rPr>
+          <w:rFonts w:ascii="Times New Roman" w:hAnsi="Times New Roman"/>
+          <w:b w:val="false"/>
+          <w:i w:val="false"/>
+          <w:caps w:val="false"/>
+          <w:smallCaps w:val="false"/>
+          <w:color w:val="000000"/>
+          <w:spacing w:val="0"/>
+          <w:sz w:val="24"/>
+        </w:rPr>
+        <w:t>да: глициния, жимолость</w:t>
+      </w:r>
+    </w:p>
+    <w:p>
+      <w:pPr>
+        <w:pStyle w:val="Normal"/>
+        <w:bidi w:val="0"/>
+        <w:jc w:val="left"/>
+        <w:rPr>
+          <w:rFonts w:ascii="Times New Roman" w:hAnsi="Times New Roman"/>
+        </w:rPr>
+      </w:pPr>
+      <w:r>
+        <w:rPr/>
+      </w:r>
+    </w:p>
+    <w:p>
+      <w:pPr>
+        <w:pStyle w:val="Normal"/>
+        <w:bidi w:val="0"/>
+        <w:jc w:val="left"/>
+        <w:rPr>
+          <w:rFonts w:ascii="Times New Roman" w:hAnsi="Times New Roman"/>
+        </w:rPr>
+      </w:pPr>
+      <w:r>
+        <w:rPr/>
       </w:r>
     </w:p>
     <w:p>
@@ -196,10 +789,6 @@
     <w:p>
       <w:pPr>
         <w:pStyle w:val="Normal"/>
-        <w:numPr>
-          <w:ilvl w:val="0"/>
-          <w:numId w:val="1"/>
-        </w:numPr>
         <w:bidi w:val="0"/>
         <w:jc w:val="left"/>
         <w:rPr>
@@ -220,6 +809,66 @@
           <w:sz w:val="24"/>
           <w:shd w:fill="FFFF6D" w:val="clear"/>
         </w:rPr>
+        <w:t>да/нет</w:t>
+      </w:r>
+    </w:p>
+    <w:p>
+      <w:pPr>
+        <w:pStyle w:val="Normal"/>
+        <w:bidi w:val="0"/>
+        <w:jc w:val="left"/>
+        <w:rPr>
+          <w:rFonts w:ascii="Times New Roman" w:hAnsi="Times New Roman"/>
+          <w:highlight w:val="none"/>
+          <w:shd w:fill="FFFF6D" w:val="clear"/>
+        </w:rPr>
+      </w:pPr>
+      <w:r>
+        <w:rPr/>
+      </w:r>
+    </w:p>
+    <w:p>
+      <w:pPr>
+        <w:pStyle w:val="Normal"/>
+        <w:bidi w:val="0"/>
+        <w:jc w:val="left"/>
+        <w:rPr>
+          <w:rFonts w:ascii="Times New Roman" w:hAnsi="Times New Roman"/>
+          <w:highlight w:val="none"/>
+          <w:shd w:fill="FFFF6D" w:val="clear"/>
+        </w:rPr>
+      </w:pPr>
+      <w:r>
+        <w:rPr/>
+      </w:r>
+    </w:p>
+    <w:p>
+      <w:pPr>
+        <w:pStyle w:val="Normal"/>
+        <w:numPr>
+          <w:ilvl w:val="0"/>
+          <w:numId w:val="1"/>
+        </w:numPr>
+        <w:bidi w:val="0"/>
+        <w:jc w:val="left"/>
+        <w:rPr>
+          <w:rFonts w:ascii="Times New Roman" w:hAnsi="Times New Roman"/>
+          <w:highlight w:val="none"/>
+          <w:shd w:fill="FFFF6D" w:val="clear"/>
+        </w:rPr>
+      </w:pPr>
+      <w:r>
+        <w:rPr>
+          <w:rFonts w:ascii="Times New Roman" w:hAnsi="Times New Roman"/>
+          <w:b w:val="false"/>
+          <w:i w:val="false"/>
+          <w:caps w:val="false"/>
+          <w:smallCaps w:val="false"/>
+          <w:color w:val="000000"/>
+          <w:spacing w:val="0"/>
+          <w:sz w:val="24"/>
+          <w:shd w:fill="FFFF6D" w:val="clear"/>
+        </w:rPr>
         <w:t>Влажный, хорошо дренированный /  хорошо дренированный</w:t>
       </w:r>
     </w:p>
@@ -310,35 +959,7 @@
           <w:sz w:val="24"/>
           <w:shd w:fill="auto" w:val="clear"/>
         </w:rPr>
-        <w:t xml:space="preserve">Какую устойчивость к вредителям Вы ожидаете от растения? (Высокая, </w:t>
-      </w:r>
-      <w:r>
-        <w:rPr>
-          <w:rFonts w:ascii="Times New Roman" w:hAnsi="Times New Roman"/>
-          <w:b w:val="false"/>
-          <w:i w:val="false"/>
-          <w:caps w:val="false"/>
-          <w:smallCaps w:val="false"/>
-          <w:color w:val="000000"/>
-          <w:spacing w:val="0"/>
-          <w:sz w:val="24"/>
-          <w:shd w:fill="auto" w:val="clear"/>
-        </w:rPr>
-        <w:t>Средняя, Низкая</w:t>
-      </w:r>
-      <w:r>
-        <w:rPr>
-          <w:rFonts w:ascii="Times New Roman" w:hAnsi="Times New Roman"/>
-          <w:b w:val="false"/>
-          <w:i w:val="false"/>
-          <w:caps w:val="false"/>
-          <w:smallCaps w:val="false"/>
-          <w:color w:val="000000"/>
-          <w:spacing w:val="0"/>
-          <w:sz w:val="24"/>
-          <w:shd w:fill="auto" w:val="clear"/>
-        </w:rPr>
-        <w:t>)</w:t>
+        <w:t>Какую устойчивость к вредителям Вы ожидаете от растения? (Высокая, Средняя, Низкая)</w:t>
       </w:r>
     </w:p>
     <w:p>
@@ -412,84 +1033,112 @@
         <w:jc w:val="left"/>
         <w:rPr>
           <w:b w:val="false"/>
-          <w:i w:val="false"/>
-          <w:caps w:val="false"/>
-          <w:smallCaps w:val="false"/>
-          <w:color w:val="000000"/>
-          <w:spacing w:val="0"/>
-          <w:sz w:val="24"/>
-        </w:rPr>
-      </w:pPr>
-      <w:r>
-        <w:rPr>
-          <w:rFonts w:ascii="Times New Roman" w:hAnsi="Times New Roman"/>
-          <w:shd w:fill="auto" w:val="clear"/>
-        </w:rPr>
-      </w:r>
-    </w:p>
-    <w:p>
-      <w:pPr>
-        <w:pStyle w:val="Normal"/>
-        <w:bidi w:val="0"/>
-        <w:jc w:val="left"/>
-        <w:rPr>
-          <w:b w:val="false"/>
-          <w:i w:val="false"/>
-          <w:caps w:val="false"/>
-          <w:smallCaps w:val="false"/>
-          <w:color w:val="000000"/>
-          <w:spacing w:val="0"/>
-          <w:sz w:val="24"/>
-        </w:rPr>
-      </w:pPr>
-      <w:r>
-        <w:rPr>
-          <w:rFonts w:ascii="Times New Roman" w:hAnsi="Times New Roman"/>
-          <w:shd w:fill="auto" w:val="clear"/>
-        </w:rPr>
-      </w:r>
-    </w:p>
-    <w:p>
-      <w:pPr>
-        <w:pStyle w:val="Normal"/>
-        <w:bidi w:val="0"/>
-        <w:jc w:val="left"/>
-        <w:rPr>
-          <w:b w:val="false"/>
-          <w:i w:val="false"/>
-          <w:caps w:val="false"/>
-          <w:smallCaps w:val="false"/>
-          <w:color w:val="000000"/>
-          <w:spacing w:val="0"/>
-          <w:sz w:val="24"/>
-        </w:rPr>
-      </w:pPr>
-      <w:r>
-        <w:rPr>
-          <w:rFonts w:ascii="Times New Roman" w:hAnsi="Times New Roman"/>
-          <w:shd w:fill="auto" w:val="clear"/>
-        </w:rPr>
-      </w:r>
-    </w:p>
-    <w:p>
-      <w:pPr>
-        <w:pStyle w:val="Normal"/>
-        <w:bidi w:val="0"/>
-        <w:jc w:val="left"/>
-        <w:rPr>
-          <w:b w:val="false"/>
-          <w:i w:val="false"/>
-          <w:caps w:val="false"/>
-          <w:smallCaps w:val="false"/>
-          <w:color w:val="000000"/>
-          <w:spacing w:val="0"/>
-          <w:sz w:val="24"/>
-        </w:rPr>
-      </w:pPr>
-      <w:r>
-        <w:rPr>
-          <w:rFonts w:ascii="Times New Roman" w:hAnsi="Times New Roman"/>
-          <w:shd w:fill="auto" w:val="clear"/>
+          <w:b w:val="false"/>
+          <w:i w:val="false"/>
+          <w:i w:val="false"/>
+          <w:caps w:val="false"/>
+          <w:smallCaps w:val="false"/>
+          <w:color w:val="000000"/>
+          <w:spacing w:val="0"/>
+          <w:sz w:val="24"/>
+        </w:rPr>
+      </w:pPr>
+      <w:r>
+        <w:rPr>
+          <w:b w:val="false"/>
+          <w:i w:val="false"/>
+          <w:caps w:val="false"/>
+          <w:smallCaps w:val="false"/>
+          <w:color w:val="000000"/>
+          <w:spacing w:val="0"/>
+          <w:sz w:val="24"/>
+        </w:rPr>
+      </w:r>
+    </w:p>
+    <w:p>
+      <w:pPr>
+        <w:pStyle w:val="Normal"/>
+        <w:bidi w:val="0"/>
+        <w:jc w:val="left"/>
+        <w:rPr>
+          <w:b w:val="false"/>
+          <w:b w:val="false"/>
+          <w:i w:val="false"/>
+          <w:i w:val="false"/>
+          <w:caps w:val="false"/>
+          <w:smallCaps w:val="false"/>
+          <w:color w:val="000000"/>
+          <w:spacing w:val="0"/>
+          <w:sz w:val="24"/>
+        </w:rPr>
+      </w:pPr>
+      <w:r>
+        <w:rPr>
+          <w:b w:val="false"/>
+          <w:i w:val="false"/>
+          <w:caps w:val="false"/>
+          <w:smallCaps w:val="false"/>
+          <w:color w:val="000000"/>
+          <w:spacing w:val="0"/>
+          <w:sz w:val="24"/>
+        </w:rPr>
+      </w:r>
+    </w:p>
+    <w:p>
+      <w:pPr>
+        <w:pStyle w:val="Normal"/>
+        <w:bidi w:val="0"/>
+        <w:jc w:val="left"/>
+        <w:rPr>
+          <w:b w:val="false"/>
+          <w:b w:val="false"/>
+          <w:i w:val="false"/>
+          <w:i w:val="false"/>
+          <w:caps w:val="false"/>
+          <w:smallCaps w:val="false"/>
+          <w:color w:val="000000"/>
+          <w:spacing w:val="0"/>
+          <w:sz w:val="24"/>
+        </w:rPr>
+      </w:pPr>
+      <w:r>
+        <w:rPr>
+          <w:b w:val="false"/>
+          <w:i w:val="false"/>
+          <w:caps w:val="false"/>
+          <w:smallCaps w:val="false"/>
+          <w:color w:val="000000"/>
+          <w:spacing w:val="0"/>
+          <w:sz w:val="24"/>
+        </w:rPr>
+      </w:r>
+    </w:p>
+    <w:p>
+      <w:pPr>
+        <w:pStyle w:val="Normal"/>
+        <w:bidi w:val="0"/>
+        <w:jc w:val="left"/>
+        <w:rPr>
+          <w:b w:val="false"/>
+          <w:b w:val="false"/>
+          <w:i w:val="false"/>
+          <w:i w:val="false"/>
+          <w:caps w:val="false"/>
+          <w:smallCaps w:val="false"/>
+          <w:color w:val="000000"/>
+          <w:spacing w:val="0"/>
+          <w:sz w:val="24"/>
+        </w:rPr>
+      </w:pPr>
+      <w:r>
+        <w:rPr>
+          <w:b w:val="false"/>
+          <w:i w:val="false"/>
+          <w:caps w:val="false"/>
+          <w:smallCaps w:val="false"/>
+          <w:color w:val="000000"/>
+          <w:spacing w:val="0"/>
+          <w:sz w:val="24"/>
         </w:rPr>
       </w:r>
     </w:p>
@@ -501,6 +1150,8 @@
         <w:rPr>
           <w:rFonts w:ascii="Roboto;apple-system;apple color emoji;BlinkMacSystemFont;Segoe UI;Roboto;Oxygen-Sans;Ubuntu;Cantarell;Helvetica Neue;sans-serif" w:hAnsi="Roboto;apple-system;apple color emoji;BlinkMacSystemFont;Segoe UI;Roboto;Oxygen-Sans;Ubuntu;Cantarell;Helvetica Neue;sans-serif"/>
           <w:b w:val="false"/>
+          <w:b w:val="false"/>
+          <w:i w:val="false"/>
           <w:i w:val="false"/>
           <w:caps w:val="false"/>
           <w:smallCaps w:val="false"/>
@@ -533,6 +1184,8 @@
         <w:rPr>
           <w:rFonts w:ascii="Roboto;apple-system;apple color emoji;BlinkMacSystemFont;Segoe UI;Roboto;Oxygen-Sans;Ubuntu;Cantarell;Helvetica Neue;sans-serif" w:hAnsi="Roboto;apple-system;apple color emoji;BlinkMacSystemFont;Segoe UI;Roboto;Oxygen-Sans;Ubuntu;Cantarell;Helvetica Neue;sans-serif"/>
           <w:b w:val="false"/>
+          <w:b w:val="false"/>
+          <w:i w:val="false"/>
           <w:i w:val="false"/>
           <w:caps w:val="false"/>
           <w:smallCaps w:val="false"/>
@@ -544,25 +1197,30 @@
         </w:rPr>
       </w:pPr>
       <w:r>
+        <w:rPr/>
+      </w:r>
+    </w:p>
+    <w:p>
+      <w:pPr>
+        <w:pStyle w:val="Normal"/>
+        <w:bidi w:val="0"/>
+        <w:jc w:val="left"/>
         <w:rPr>
           <w:rFonts w:ascii="Roboto;apple-system;apple color emoji;BlinkMacSystemFont;Segoe UI;Roboto;Oxygen-Sans;Ubuntu;Cantarell;Helvetica Neue;sans-serif" w:hAnsi="Roboto;apple-system;apple color emoji;BlinkMacSystemFont;Segoe UI;Roboto;Oxygen-Sans;Ubuntu;Cantarell;Helvetica Neue;sans-serif"/>
           <w:b w:val="false"/>
-          <w:i w:val="false"/>
-          <w:caps w:val="false"/>
-          <w:smallCaps w:val="false"/>
-          <w:color w:val="000000"/>
-          <w:spacing w:val="0"/>
-          <w:sz w:val="24"/>
-          <w:shd w:fill="auto" w:val="clear"/>
-        </w:rPr>
-        <w:t>13. Какой уровень сложности ухода за растением вы предпочитаете? (Низкий, Средний, Высокий)</w:t>
-      </w:r>
-    </w:p>
-    <w:p>
-      <w:pPr>
-        <w:pStyle w:val="Normal"/>
-        <w:bidi w:val="0"/>
-        <w:jc w:val="left"/>
+          <w:b w:val="false"/>
+          <w:i w:val="false"/>
+          <w:i w:val="false"/>
+          <w:caps w:val="false"/>
+          <w:smallCaps w:val="false"/>
+          <w:color w:val="000000"/>
+          <w:spacing w:val="0"/>
+          <w:sz w:val="24"/>
+          <w:highlight w:val="none"/>
+          <w:shd w:fill="auto" w:val="clear"/>
+        </w:rPr>
+      </w:pPr>
+      <w:r>
         <w:rPr>
           <w:rFonts w:ascii="Roboto;apple-system;apple color emoji;BlinkMacSystemFont;Segoe UI;Roboto;Oxygen-Sans;Ubuntu;Cantarell;Helvetica Neue;sans-serif" w:hAnsi="Roboto;apple-system;apple color emoji;BlinkMacSystemFont;Segoe UI;Roboto;Oxygen-Sans;Ubuntu;Cantarell;Helvetica Neue;sans-serif"/>
           <w:b w:val="false"/>
@@ -572,6 +1230,27 @@
           <w:color w:val="000000"/>
           <w:spacing w:val="0"/>
           <w:sz w:val="24"/>
+          <w:shd w:fill="auto" w:val="clear"/>
+        </w:rPr>
+        <w:t>14. Какое общество роста вы предпочитаете? (Живые изгороди, Беседки, Решетки, Вдоль стен)</w:t>
+      </w:r>
+    </w:p>
+    <w:p>
+      <w:pPr>
+        <w:pStyle w:val="Normal"/>
+        <w:bidi w:val="0"/>
+        <w:jc w:val="left"/>
+        <w:rPr>
+          <w:rFonts w:ascii="Roboto;apple-system;apple color emoji;BlinkMacSystemFont;Segoe UI;Roboto;Oxygen-Sans;Ubuntu;Cantarell;Helvetica Neue;sans-serif" w:hAnsi="Roboto;apple-system;apple color emoji;BlinkMacSystemFont;Segoe UI;Roboto;Oxygen-Sans;Ubuntu;Cantarell;Helvetica Neue;sans-serif"/>
+          <w:b w:val="false"/>
+          <w:b w:val="false"/>
+          <w:i w:val="false"/>
+          <w:i w:val="false"/>
+          <w:caps w:val="false"/>
+          <w:smallCaps w:val="false"/>
+          <w:color w:val="000000"/>
+          <w:spacing w:val="0"/>
+          <w:sz w:val="24"/>
           <w:highlight w:val="none"/>
           <w:shd w:fill="auto" w:val="clear"/>
         </w:rPr>
@@ -588,7 +1267,7 @@
           <w:sz w:val="24"/>
           <w:shd w:fill="auto" w:val="clear"/>
         </w:rPr>
-        <w:t>14. Какое общество роста вы предпочитаете? (Живые изгороди, Беседки, Решетки, Вдоль стен)</w:t>
+        <w:t>15. Какую форму роста вы хотите? (Куст, Лиана, Дерево)</w:t>
       </w:r>
     </w:p>
     <w:p>
@@ -599,6 +1278,8 @@
         <w:rPr>
           <w:rFonts w:ascii="Roboto;apple-system;apple color emoji;BlinkMacSystemFont;Segoe UI;Roboto;Oxygen-Sans;Ubuntu;Cantarell;Helvetica Neue;sans-serif" w:hAnsi="Roboto;apple-system;apple color emoji;BlinkMacSystemFont;Segoe UI;Roboto;Oxygen-Sans;Ubuntu;Cantarell;Helvetica Neue;sans-serif"/>
           <w:b w:val="false"/>
+          <w:b w:val="false"/>
+          <w:i w:val="false"/>
           <w:i w:val="false"/>
           <w:caps w:val="false"/>
           <w:smallCaps w:val="false"/>
@@ -621,7 +1302,7 @@
           <w:sz w:val="24"/>
           <w:shd w:fill="auto" w:val="clear"/>
         </w:rPr>
-        <w:t>15. Какую форму роста вы хотите? (Куст, Лиана, Дерево)</w:t>
+        <w:t>16. Какую текстуру листьев вы предпочитаете? (Гладкие, Шершавая)</w:t>
       </w:r>
     </w:p>
     <w:p>
@@ -632,6 +1313,8 @@
         <w:rPr>
           <w:rFonts w:ascii="Roboto;apple-system;apple color emoji;BlinkMacSystemFont;Segoe UI;Roboto;Oxygen-Sans;Ubuntu;Cantarell;Helvetica Neue;sans-serif" w:hAnsi="Roboto;apple-system;apple color emoji;BlinkMacSystemFont;Segoe UI;Roboto;Oxygen-Sans;Ubuntu;Cantarell;Helvetica Neue;sans-serif"/>
           <w:b w:val="false"/>
+          <w:b w:val="false"/>
+          <w:i w:val="false"/>
           <w:i w:val="false"/>
           <w:caps w:val="false"/>
           <w:smallCaps w:val="false"/>
@@ -654,7 +1337,7 @@
           <w:sz w:val="24"/>
           <w:shd w:fill="auto" w:val="clear"/>
         </w:rPr>
-        <w:t>16. Какую текстуру листьев вы предпочитаете? (Гладкие, Шершавая)</w:t>
+        <w:t>17. Какой цвет цветков вам больше всего нравится? (Красный, Синий, Желтый, Белый)</w:t>
       </w:r>
     </w:p>
     <w:p>
@@ -665,6 +1348,8 @@
         <w:rPr>
           <w:rFonts w:ascii="Roboto;apple-system;apple color emoji;BlinkMacSystemFont;Segoe UI;Roboto;Oxygen-Sans;Ubuntu;Cantarell;Helvetica Neue;sans-serif" w:hAnsi="Roboto;apple-system;apple color emoji;BlinkMacSystemFont;Segoe UI;Roboto;Oxygen-Sans;Ubuntu;Cantarell;Helvetica Neue;sans-serif"/>
           <w:b w:val="false"/>
+          <w:b w:val="false"/>
+          <w:i w:val="false"/>
           <w:i w:val="false"/>
           <w:caps w:val="false"/>
           <w:smallCaps w:val="false"/>
@@ -687,7 +1372,7 @@
           <w:sz w:val="24"/>
           <w:shd w:fill="auto" w:val="clear"/>
         </w:rPr>
-        <w:t>17. Какой цвет цветков вам больше всего нравится? (Красный, Синий, Желтый, Белый)</w:t>
+        <w:t>18. Требует ли ваш сад особое освещение? (Да, Нет)</w:t>
       </w:r>
     </w:p>
     <w:p>
@@ -698,6 +1383,8 @@
         <w:rPr>
           <w:rFonts w:ascii="Roboto;apple-system;apple color emoji;BlinkMacSystemFont;Segoe UI;Roboto;Oxygen-Sans;Ubuntu;Cantarell;Helvetica Neue;sans-serif" w:hAnsi="Roboto;apple-system;apple color emoji;BlinkMacSystemFont;Segoe UI;Roboto;Oxygen-Sans;Ubuntu;Cantarell;Helvetica Neue;sans-serif"/>
           <w:b w:val="false"/>
+          <w:b w:val="false"/>
+          <w:i w:val="false"/>
           <w:i w:val="false"/>
           <w:caps w:val="false"/>
           <w:smallCaps w:val="false"/>
@@ -720,7 +1407,7 @@
           <w:sz w:val="24"/>
           <w:shd w:fill="auto" w:val="clear"/>
         </w:rPr>
-        <w:t>18. Требует ли ваш сад особое освещение? (Да, Нет)</w:t>
+        <w:t>19. Какой климата у вас в регионе? (Холодный, Умеренный, Теплый)</w:t>
       </w:r>
     </w:p>
     <w:p>
@@ -731,39 +1418,8 @@
         <w:rPr>
           <w:rFonts w:ascii="Roboto;apple-system;apple color emoji;BlinkMacSystemFont;Segoe UI;Roboto;Oxygen-Sans;Ubuntu;Cantarell;Helvetica Neue;sans-serif" w:hAnsi="Roboto;apple-system;apple color emoji;BlinkMacSystemFont;Segoe UI;Roboto;Oxygen-Sans;Ubuntu;Cantarell;Helvetica Neue;sans-serif"/>
           <w:b w:val="false"/>
-          <w:i w:val="false"/>
-          <w:caps w:val="false"/>
-          <w:smallCaps w:val="false"/>
-          <w:color w:val="000000"/>
-          <w:spacing w:val="0"/>
-          <w:sz w:val="24"/>
-          <w:highlight w:val="none"/>
-          <w:shd w:fill="auto" w:val="clear"/>
-        </w:rPr>
-      </w:pPr>
-      <w:r>
-        <w:rPr>
-          <w:rFonts w:ascii="Roboto;apple-system;apple color emoji;BlinkMacSystemFont;Segoe UI;Roboto;Oxygen-Sans;Ubuntu;Cantarell;Helvetica Neue;sans-serif" w:hAnsi="Roboto;apple-system;apple color emoji;BlinkMacSystemFont;Segoe UI;Roboto;Oxygen-Sans;Ubuntu;Cantarell;Helvetica Neue;sans-serif"/>
-          <w:b w:val="false"/>
-          <w:i w:val="false"/>
-          <w:caps w:val="false"/>
-          <w:smallCaps w:val="false"/>
-          <w:color w:val="000000"/>
-          <w:spacing w:val="0"/>
-          <w:sz w:val="24"/>
-          <w:shd w:fill="auto" w:val="clear"/>
-        </w:rPr>
-        <w:t>19. Какой климата у вас в регионе? (Холодный, Умеренный, Теплый)</w:t>
-      </w:r>
-    </w:p>
-    <w:p>
-      <w:pPr>
-        <w:pStyle w:val="Normal"/>
-        <w:bidi w:val="0"/>
-        <w:jc w:val="left"/>
-        <w:rPr>
-          <w:rFonts w:ascii="Roboto;apple-system;apple color emoji;BlinkMacSystemFont;Segoe UI;Roboto;Oxygen-Sans;Ubuntu;Cantarell;Helvetica Neue;sans-serif" w:hAnsi="Roboto;apple-system;apple color emoji;BlinkMacSystemFont;Segoe UI;Roboto;Oxygen-Sans;Ubuntu;Cantarell;Helvetica Neue;sans-serif"/>
-          <w:b w:val="false"/>
+          <w:b w:val="false"/>
+          <w:i w:val="false"/>
           <w:i w:val="false"/>
           <w:caps w:val="false"/>
           <w:smallCaps w:val="false"/>
@@ -810,6 +1466,7 @@
       <w:pgNumType w:fmt="decimal"/>
       <w:formProt w:val="false"/>
       <w:textDirection w:val="lrTb"/>
+      <w:docGrid w:type="default" w:linePitch="100" w:charSpace="0"/>
     </w:sectPr>
   </w:body>
 </w:document>
@@ -1078,7 +1735,6 @@
     </w:rPrDefault>
     <w:pPrDefault>
       <w:pPr>
-        <w:widowControl/>
         <w:suppressAutoHyphens w:val="true"/>
       </w:pPr>
     </w:pPrDefault>
@@ -1088,7 +1744,10 @@
     <w:qFormat/>
     <w:pPr>
       <w:widowControl/>
+      <w:suppressAutoHyphens w:val="true"/>
       <w:bidi w:val="0"/>
+      <w:spacing w:before="0" w:after="0"/>
+      <w:jc w:val="left"/>
     </w:pPr>
     <w:rPr>
       <w:rFonts w:ascii="Liberation Serif" w:hAnsi="Liberation Serif" w:eastAsia="Noto Serif CJK SC" w:cs="Lohit Devanagari"/>
